--- a/pr-preview/pr-436/correlation-regression-handout-tracked-changes.docx
+++ b/pr-preview/pr-436/correlation-regression-handout-tracked-changes.docx
@@ -16,7 +16,7 @@
       </w:pPr>
       <w:del w:id="1" w:author="PR Preview" w:date="2026-01-01T00:00:00Z">
         <w:r>
-          <w:delText xml:space="preserve">Last modified: 2026-10-22 14:07:34 (PDT)</w:delText>
+          <w:delText xml:space="preserve">Last modified: 2026-10-22 15:19:15 (PDT)</w:delText>
         </w:r>
       </w:del>
     </w:p>
@@ -26,7 +26,7 @@
       </w:pPr>
       <w:ins w:id="2" w:author="PR Preview" w:date="2026-01-01T00:00:00Z">
         <w:r>
-          <w:t xml:space="preserve">Last modified: 2026-10-22 14:37:13 (PDT)</w:t>
+          <w:t xml:space="preserve">Last modified: 2026-10-22 15:47:56 (PDT)</w:t>
         </w:r>
       </w:ins>
     </w:p>
@@ -12029,471 +12029,146 @@
       <w:pPr>
         <w:pStyle w:val="FirstParagraph"/>
       </w:pPr>
-      <w:del w:id="3" w:author="PR Preview" w:date="2026-01-01T00:00:00Z">
-        <w:r>
-          <w:rPr>
-            <w:b/>
-            <w:bCs/>
-          </w:rPr>
-          <w:delText xml:space="preserve">Definition 11 (Residual sum of squares)</w:delText>
-        </w:r>
-      </w:del>
-      <w:del w:id="4" w:author="PR Preview" w:date="2026-01-01T00:00:00Z">
-        <w:r>
-          <w:delText xml:space="preserve"> </w:delText>
-        </w:r>
-      </w:del>
-      <w:del w:id="5" w:author="PR Preview" w:date="2026-01-01T00:00:00Z">
-        <w:r>
-          <w:delText xml:space="preserve">For a regression model whose conditional mean</w:delText>
-        </w:r>
-      </w:del>
-      <w:del w:id="6" w:author="PR Preview" w:date="2026-01-01T00:00:00Z">
-        <w:r>
-          <w:delText xml:space="preserve"> </w:delText>
-        </w:r>
-      </w:del>
-      <w:del w:id="7" w:author="PR Preview" w:date="2026-01-01T00:00:00Z">
-        <w:r>
-          <w:delText xml:space="preserve">$\mu(x; \mathord{\smash[b]{\underset{\raise.3ex\hbox{$\scriptstyle\sim$}}{\theta}}\vphantom{\theta}})$</w:delText>
-        </w:r>
-      </w:del>
-      <w:del w:id="8" w:author="PR Preview" w:date="2026-01-01T00:00:00Z">
-        <w:r>
-          <w:delText xml:space="preserve"> </w:delText>
-        </w:r>
-      </w:del>
-      <w:del w:id="9" w:author="PR Preview" w:date="2026-01-01T00:00:00Z">
-        <w:r>
-          <w:delText xml:space="preserve">depends on a parameter vector</w:delText>
-        </w:r>
-      </w:del>
-      <w:del w:id="10" w:author="PR Preview" w:date="2026-01-01T00:00:00Z">
-        <w:r>
-          <w:delText xml:space="preserve"> </w:delText>
-        </w:r>
-      </w:del>
-      <w:del w:id="11" w:author="PR Preview" w:date="2026-01-01T00:00:00Z">
-        <w:r>
-          <w:delText xml:space="preserve">$\mathord{\smash[b]{\underset{\raise.3ex\hbox{$\scriptstyle\sim$}}{\theta}}\vphantom{\theta}}$</w:delText>
-        </w:r>
-      </w:del>
-      <w:del w:id="12" w:author="PR Preview" w:date="2026-01-01T00:00:00Z">
-        <w:r>
-          <w:delText xml:space="preserve">,</w:delText>
-        </w:r>
-      </w:del>
-      <w:del w:id="13" w:author="PR Preview" w:date="2026-01-01T00:00:00Z">
-        <w:r>
-          <w:delText xml:space="preserve"> </w:delText>
-        </w:r>
-      </w:del>
-      <w:del w:id="14" w:author="PR Preview" w:date="2026-01-01T00:00:00Z">
-        <w:r>
-          <w:delText xml:space="preserve">the</w:delText>
-        </w:r>
-      </w:del>
-      <w:del w:id="15" w:author="PR Preview" w:date="2026-01-01T00:00:00Z">
-        <w:r>
-          <w:delText xml:space="preserve"> </w:delText>
-        </w:r>
-      </w:del>
-      <w:del w:id="16" w:author="PR Preview" w:date="2026-01-01T00:00:00Z">
-        <w:r>
-          <w:rPr>
-            <w:b/>
-            <w:bCs/>
-          </w:rPr>
-          <w:delText xml:space="preserve">residual sum of squares</w:delText>
-        </w:r>
-      </w:del>
-      <w:del w:id="17" w:author="PR Preview" w:date="2026-01-01T00:00:00Z">
-        <w:r>
-          <w:delText xml:space="preserve"> </w:delText>
-        </w:r>
-      </w:del>
-      <w:del w:id="18" w:author="PR Preview" w:date="2026-01-01T00:00:00Z">
-        <w:r>
-          <w:delText xml:space="preserve">at</w:delText>
-        </w:r>
-      </w:del>
-      <w:del w:id="19" w:author="PR Preview" w:date="2026-01-01T00:00:00Z">
-        <w:r>
-          <w:delText xml:space="preserve"> </w:delText>
-        </w:r>
-      </w:del>
-      <w:del w:id="20" w:author="PR Preview" w:date="2026-01-01T00:00:00Z">
-        <w:r>
-          <w:delText xml:space="preserve">$\mathord{\smash[b]{\underset{\raise.3ex\hbox{$\scriptstyle\sim$}}{\theta}}\vphantom{\theta}}$</w:delText>
-        </w:r>
-      </w:del>
-      <w:del w:id="21" w:author="PR Preview" w:date="2026-01-01T00:00:00Z">
-        <w:r>
-          <w:delText xml:space="preserve"> </w:delText>
-        </w:r>
-      </w:del>
-      <w:del w:id="22" w:author="PR Preview" w:date="2026-01-01T00:00:00Z">
-        <w:r>
-          <w:delText xml:space="preserve">is the sum of the squared residuals</w:delText>
-        </w:r>
-      </w:del>
-      <w:del w:id="23" w:author="PR Preview" w:date="2026-01-01T00:00:00Z">
-        <w:r>
-          <w:delText xml:space="preserve"> </w:delText>
-        </w:r>
-      </w:del>
-      <w:del w:id="24" w:author="PR Preview" w:date="2026-01-01T00:00:00Z">
-        <w:r>
-          <w:delText xml:space="preserve">$r_i(\mathord{\smash[b]{\underset{\raise.3ex\hbox{$\scriptstyle\sim$}}{\theta}}\vphantom{\theta}}) \stackrel{\text{def}}{=}y_i- \mu(x_i; \mathord{\smash[b]{\underset{\raise.3ex\hbox{$\scriptstyle\sim$}}{\theta}}\vphantom{\theta}})$</w:delText>
-        </w:r>
-      </w:del>
-      <w:del w:id="25" w:author="PR Preview" w:date="2026-01-01T00:00:00Z">
-        <w:r>
-          <w:delText xml:space="preserve"> </w:delText>
-        </w:r>
-      </w:del>
-      <w:del w:id="26" w:author="PR Preview" w:date="2026-01-01T00:00:00Z">
-        <w:r>
-          <w:delText xml:space="preserve">that the model has when its parameters equal</w:delText>
-        </w:r>
-      </w:del>
-      <w:del w:id="27" w:author="PR Preview" w:date="2026-01-01T00:00:00Z">
-        <w:r>
-          <w:delText xml:space="preserve"> </w:delText>
-        </w:r>
-      </w:del>
-      <w:del w:id="28" w:author="PR Preview" w:date="2026-01-01T00:00:00Z">
-        <w:r>
-          <w:delText xml:space="preserve">$\mathord{\smash[b]{\underset{\raise.3ex\hbox{$\scriptstyle\sim$}}{\theta}}\vphantom{\theta}}$</w:delText>
-        </w:r>
-      </w:del>
-      <w:del w:id="29" w:author="PR Preview" w:date="2026-01-01T00:00:00Z">
-        <w:r>
-          <w:delText xml:space="preserve">:</w:delText>
-        </w:r>
-      </w:del>
+      <w:r>
+        <w:rPr>
+          <w:b/>
+          <w:bCs/>
+        </w:rPr>
+        <w:t xml:space="preserve">Definition 11 (Residual sum of squares)</w:t>
+      </w:r>
+      <w:r>
+        <w:t xml:space="preserve"> </w:t>
+      </w:r>
+      <w:r>
+        <w:t xml:space="preserve">For a regression model whose conditional mean</w:t>
+      </w:r>
+      <w:r>
+        <w:t xml:space="preserve"> </w:t>
+      </w:r>
+      <w:r>
+        <w:t xml:space="preserve">$\mu(x; \mathord{\smash[b]{\underset{\raise.3ex\hbox{$\scriptstyle\sim$}}{\theta}}\vphantom{\theta}})$</w:t>
+      </w:r>
+      <w:r>
+        <w:t xml:space="preserve"> </w:t>
+      </w:r>
+      <w:r>
+        <w:t xml:space="preserve">depends on a parameter vector</w:t>
+      </w:r>
+      <w:r>
+        <w:t xml:space="preserve"> </w:t>
+      </w:r>
+      <w:r>
+        <w:t xml:space="preserve">$\mathord{\smash[b]{\underset{\raise.3ex\hbox{$\scriptstyle\sim$}}{\theta}}\vphantom{\theta}}$</w:t>
+      </w:r>
+      <w:r>
+        <w:t xml:space="preserve">,</w:t>
+      </w:r>
+      <w:r>
+        <w:t xml:space="preserve"> </w:t>
+      </w:r>
+      <w:r>
+        <w:t xml:space="preserve">the</w:t>
+      </w:r>
+      <w:r>
+        <w:t xml:space="preserve"> </w:t>
+      </w:r>
+      <w:r>
+        <w:rPr>
+          <w:b/>
+          <w:bCs/>
+        </w:rPr>
+        <w:t xml:space="preserve">residual sum of squares</w:t>
+      </w:r>
+      <w:r>
+        <w:t xml:space="preserve"> </w:t>
+      </w:r>
+      <w:r>
+        <w:t xml:space="preserve">at</w:t>
+      </w:r>
+      <w:r>
+        <w:t xml:space="preserve"> </w:t>
+      </w:r>
+      <w:r>
+        <w:t xml:space="preserve">$\mathord{\smash[b]{\underset{\raise.3ex\hbox{$\scriptstyle\sim$}}{\theta}}\vphantom{\theta}}$</w:t>
+      </w:r>
+      <w:r>
+        <w:t xml:space="preserve"> </w:t>
+      </w:r>
+      <w:r>
+        <w:t xml:space="preserve">is the sum of the squared residuals</w:t>
+      </w:r>
+      <w:r>
+        <w:t xml:space="preserve"> </w:t>
+      </w:r>
+      <w:r>
+        <w:t xml:space="preserve">$\hat{\varepsilon}_i(\mathord{\smash[b]{\underset{\raise.3ex\hbox{$\scriptstyle\sim$}}{\theta}}\vphantom{\theta}}) \stackrel{\text{def}}{=}y_i- \mu(x_i; \mathord{\smash[b]{\underset{\raise.3ex\hbox{$\scriptstyle\sim$}}{\theta}}\vphantom{\theta}})$</w:t>
+      </w:r>
+      <w:r>
+        <w:t xml:space="preserve"> </w:t>
+      </w:r>
+      <w:r>
+        <w:t xml:space="preserve">that the model has when its parameters equal</w:t>
+      </w:r>
+      <w:r>
+        <w:t xml:space="preserve"> </w:t>
+      </w:r>
+      <w:r>
+        <w:t xml:space="preserve">$\mathord{\smash[b]{\underset{\raise.3ex\hbox{$\scriptstyle\sim$}}{\theta}}\vphantom{\theta}}$</w:t>
+      </w:r>
+      <w:r>
+        <w:t xml:space="preserve">:</w:t>
+      </w:r>
     </w:p>
     <w:p>
       <w:pPr>
         <w:pStyle w:val="BodyText"/>
       </w:pPr>
-      <w:del w:id="30" w:author="PR Preview" w:date="2026-01-01T00:00:00Z">
-        <w:r>
-          <w:delText xml:space="preserve">$$\text{RSS}(\mathord{\smash[b]{\underset{\raise.3ex\hbox{$\scriptstyle\sim$}}{\theta}}\vphantom{\theta}}) \stackrel{\text{def}}{=}\sum_{i=1}^nr_i(\mathord{\smash[b]{\underset{\raise.3ex\hbox{$\scriptstyle\sim$}}{\theta}}\vphantom{\theta}})^2.$$</w:delText>
-        </w:r>
-      </w:del>
+      <w:r>
+        <w:t xml:space="preserve">$$\text{RSS}(\mathord{\smash[b]{\underset{\raise.3ex\hbox{$\scriptstyle\sim$}}{\theta}}\vphantom{\theta}}) \stackrel{\text{def}}{=}\sum_{i=1}^n\hat{\varepsilon}_i(\mathord{\smash[b]{\underset{\raise.3ex\hbox{$\scriptstyle\sim$}}{\theta}}\vphantom{\theta}})^2.$$</w:t>
+      </w:r>
     </w:p>
     <w:p>
       <w:pPr>
         <w:pStyle w:val="FirstParagraph"/>
       </w:pPr>
-      <w:del w:id="31" w:author="PR Preview" w:date="2026-01-01T00:00:00Z">
-        <w:r>
-          <w:delText xml:space="preserve">At the estimate</w:delText>
-        </w:r>
-      </w:del>
-      <w:del w:id="32" w:author="PR Preview" w:date="2026-01-01T00:00:00Z">
-        <w:r>
-          <w:delText xml:space="preserve"> </w:delText>
-        </w:r>
-      </w:del>
-      <w:del w:id="33" w:author="PR Preview" w:date="2026-01-01T00:00:00Z">
-        <w:r>
-          <w:delText xml:space="preserve">$\hat{\mathord{\smash[b]{\underset{\raise.3ex\hbox{$\scriptstyle\sim$}}{\theta}}\vphantom{\theta}}}$</w:delText>
-        </w:r>
-      </w:del>
-      <w:del w:id="34" w:author="PR Preview" w:date="2026-01-01T00:00:00Z">
-        <w:r>
-          <w:delText xml:space="preserve">,</w:delText>
-        </w:r>
-      </w:del>
-      <w:del w:id="35" w:author="PR Preview" w:date="2026-01-01T00:00:00Z">
-        <w:r>
-          <w:delText xml:space="preserve"> </w:delText>
-        </w:r>
-      </w:del>
-      <w:del w:id="36" w:author="PR Preview" w:date="2026-01-01T00:00:00Z">
-        <w:r>
-          <w:delText xml:space="preserve">$r_i(\hat{\mathord{\smash[b]{\underset{\raise.3ex\hbox{$\scriptstyle\sim$}}{\theta}}\vphantom{\theta}}})$</w:delText>
-        </w:r>
-      </w:del>
-      <w:del w:id="37" w:author="PR Preview" w:date="2026-01-01T00:00:00Z">
-        <w:r>
-          <w:delText xml:space="preserve"> </w:delText>
-        </w:r>
-      </w:del>
-      <w:del w:id="38" w:author="PR Preview" w:date="2026-01-01T00:00:00Z">
-        <w:r>
-          <w:delText xml:space="preserve">is the</w:delText>
-        </w:r>
-      </w:del>
-      <w:del w:id="39" w:author="PR Preview" w:date="2026-01-01T00:00:00Z">
-        <w:r>
-          <w:delText xml:space="preserve"> </w:delText>
-        </w:r>
-      </w:del>
+      <w:r>
+        <w:t xml:space="preserve">At the estimate</w:t>
+      </w:r>
+      <w:r>
+        <w:t xml:space="preserve"> </w:t>
+      </w:r>
+      <w:r>
+        <w:t xml:space="preserve">$\hat{\mathord{\smash[b]{\underset{\raise.3ex\hbox{$\scriptstyle\sim$}}{\theta}}\vphantom{\theta}}}$</w:t>
+      </w:r>
+      <w:r>
+        <w:t xml:space="preserve">,</w:t>
+      </w:r>
+      <w:r>
+        <w:t xml:space="preserve"> </w:t>
+      </w:r>
+      <w:r>
+        <w:t xml:space="preserve">$\hat{\varepsilon}_i(\hat{\mathord{\smash[b]{\underset{\raise.3ex\hbox{$\scriptstyle\sim$}}{\theta}}\vphantom{\theta}}})$</w:t>
+      </w:r>
+      <w:r>
+        <w:t xml:space="preserve"> </w:t>
+      </w:r>
+      <w:r>
+        <w:t xml:space="preserve">is the</w:t>
+      </w:r>
+      <w:r>
+        <w:t xml:space="preserve"> </w:t>
+      </w:r>
       <w:hyperlink r:id="rId51">
-        <w:del w:id="40" w:author="PR Preview" w:date="2026-01-01T00:00:00Z">
-          <w:r>
-            <w:rPr>
-              <w:rStyle w:val="Hyperlink"/>
-            </w:rPr>
-            <w:delText xml:space="preserve">residual</w:delText>
-          </w:r>
-        </w:del>
-      </w:hyperlink>
-      <w:del w:id="41" w:author="PR Preview" w:date="2026-01-01T00:00:00Z">
-        <w:r>
-          <w:delText xml:space="preserve"> </w:delText>
-        </w:r>
-      </w:del>
-      <m:oMath>
-        <m:sSub>
-          <m:e>
-            <m:r>
-              <m:t>r</m:t>
-            </m:r>
-          </m:e>
-          <m:sub>
-            <m:r>
-              <m:t>i</m:t>
-            </m:r>
-          </m:sub>
-        </m:sSub>
-      </m:oMath>
-      <w:del w:id="42" w:author="PR Preview" w:date="2026-01-01T00:00:00Z">
-        <w:r>
-          <w:delText xml:space="preserve"> </w:delText>
-        </w:r>
-      </w:del>
-      <w:del w:id="43" w:author="PR Preview" w:date="2026-01-01T00:00:00Z">
-        <w:r>
-          <w:delText xml:space="preserve">of the fitted model.</w:delText>
-        </w:r>
-      </w:del>
-    </w:p>
-    <w:p>
-      <w:pPr>
-        <w:pStyle w:val="FirstParagraph"/>
-      </w:pPr>
-      <w:ins w:id="44" w:author="PR Preview" w:date="2026-01-01T00:00:00Z">
         <w:r>
           <w:rPr>
-            <w:b/>
-            <w:bCs/>
+            <w:rStyle w:val="Hyperlink"/>
           </w:rPr>
-          <w:t xml:space="preserve">Definition 11 (Residual sum of squares)</w:t>
+          <w:t xml:space="preserve">residual</w:t>
         </w:r>
-      </w:ins>
-      <w:ins w:id="45" w:author="PR Preview" w:date="2026-01-01T00:00:00Z">
-        <w:r>
-          <w:t xml:space="preserve"> </w:t>
-        </w:r>
-      </w:ins>
-      <w:ins w:id="46" w:author="PR Preview" w:date="2026-01-01T00:00:00Z">
-        <w:r>
-          <w:t xml:space="preserve">For a regression model whose conditional mean</w:t>
-        </w:r>
-      </w:ins>
-      <w:ins w:id="47" w:author="PR Preview" w:date="2026-01-01T00:00:00Z">
-        <w:r>
-          <w:t xml:space="preserve"> </w:t>
-        </w:r>
-      </w:ins>
-      <w:ins w:id="48" w:author="PR Preview" w:date="2026-01-01T00:00:00Z">
-        <w:r>
-          <w:t xml:space="preserve">$\mu(x; \mathord{\smash[b]{\underset{\raise.3ex\hbox{$\scriptstyle\sim$}}{\theta}}\vphantom{\theta}})$</w:t>
-        </w:r>
-      </w:ins>
-      <w:ins w:id="49" w:author="PR Preview" w:date="2026-01-01T00:00:00Z">
-        <w:r>
-          <w:t xml:space="preserve"> </w:t>
-        </w:r>
-      </w:ins>
-      <w:ins w:id="50" w:author="PR Preview" w:date="2026-01-01T00:00:00Z">
-        <w:r>
-          <w:t xml:space="preserve">depends on a parameter vector</w:t>
-        </w:r>
-      </w:ins>
-      <w:ins w:id="51" w:author="PR Preview" w:date="2026-01-01T00:00:00Z">
-        <w:r>
-          <w:t xml:space="preserve"> </w:t>
-        </w:r>
-      </w:ins>
-      <w:ins w:id="52" w:author="PR Preview" w:date="2026-01-01T00:00:00Z">
-        <w:r>
-          <w:t xml:space="preserve">$\mathord{\smash[b]{\underset{\raise.3ex\hbox{$\scriptstyle\sim$}}{\theta}}\vphantom{\theta}}$</w:t>
-        </w:r>
-      </w:ins>
-      <w:ins w:id="53" w:author="PR Preview" w:date="2026-01-01T00:00:00Z">
-        <w:r>
-          <w:t xml:space="preserve">,</w:t>
-        </w:r>
-      </w:ins>
-      <w:ins w:id="54" w:author="PR Preview" w:date="2026-01-01T00:00:00Z">
-        <w:r>
-          <w:t xml:space="preserve"> </w:t>
-        </w:r>
-      </w:ins>
-      <w:ins w:id="55" w:author="PR Preview" w:date="2026-01-01T00:00:00Z">
-        <w:r>
-          <w:t xml:space="preserve">the</w:t>
-        </w:r>
-      </w:ins>
-      <w:ins w:id="56" w:author="PR Preview" w:date="2026-01-01T00:00:00Z">
-        <w:r>
-          <w:t xml:space="preserve"> </w:t>
-        </w:r>
-      </w:ins>
-      <w:ins w:id="57" w:author="PR Preview" w:date="2026-01-01T00:00:00Z">
-        <w:r>
-          <w:rPr>
-            <w:b/>
-            <w:bCs/>
-          </w:rPr>
-          <w:t xml:space="preserve">residual sum of squares</w:t>
-        </w:r>
-      </w:ins>
-      <w:ins w:id="58" w:author="PR Preview" w:date="2026-01-01T00:00:00Z">
-        <w:r>
-          <w:t xml:space="preserve"> </w:t>
-        </w:r>
-      </w:ins>
-      <w:ins w:id="59" w:author="PR Preview" w:date="2026-01-01T00:00:00Z">
-        <w:r>
-          <w:t xml:space="preserve">at</w:t>
-        </w:r>
-      </w:ins>
-      <w:ins w:id="60" w:author="PR Preview" w:date="2026-01-01T00:00:00Z">
-        <w:r>
-          <w:t xml:space="preserve"> </w:t>
-        </w:r>
-      </w:ins>
-      <w:ins w:id="61" w:author="PR Preview" w:date="2026-01-01T00:00:00Z">
-        <w:r>
-          <w:t xml:space="preserve">$\mathord{\smash[b]{\underset{\raise.3ex\hbox{$\scriptstyle\sim$}}{\theta}}\vphantom{\theta}}$</w:t>
-        </w:r>
-      </w:ins>
-      <w:ins w:id="62" w:author="PR Preview" w:date="2026-01-01T00:00:00Z">
-        <w:r>
-          <w:t xml:space="preserve"> </w:t>
-        </w:r>
-      </w:ins>
-      <w:ins w:id="63" w:author="PR Preview" w:date="2026-01-01T00:00:00Z">
-        <w:r>
-          <w:t xml:space="preserve">is the sum of the squared residuals</w:t>
-        </w:r>
-      </w:ins>
-      <w:ins w:id="64" w:author="PR Preview" w:date="2026-01-01T00:00:00Z">
-        <w:r>
-          <w:t xml:space="preserve"> </w:t>
-        </w:r>
-      </w:ins>
-      <w:ins w:id="65" w:author="PR Preview" w:date="2026-01-01T00:00:00Z">
-        <w:r>
-          <w:t xml:space="preserve">$\hat{\varepsilon}_i(\mathord{\smash[b]{\underset{\raise.3ex\hbox{$\scriptstyle\sim$}}{\theta}}\vphantom{\theta}}) \stackrel{\text{def}}{=}y_i- \mu(x_i; \mathord{\smash[b]{\underset{\raise.3ex\hbox{$\scriptstyle\sim$}}{\theta}}\vphantom{\theta}})$</w:t>
-        </w:r>
-      </w:ins>
-      <w:ins w:id="66" w:author="PR Preview" w:date="2026-01-01T00:00:00Z">
-        <w:r>
-          <w:t xml:space="preserve"> </w:t>
-        </w:r>
-      </w:ins>
-      <w:ins w:id="67" w:author="PR Preview" w:date="2026-01-01T00:00:00Z">
-        <w:r>
-          <w:t xml:space="preserve">that the model has when its parameters equal</w:t>
-        </w:r>
-      </w:ins>
-      <w:ins w:id="68" w:author="PR Preview" w:date="2026-01-01T00:00:00Z">
-        <w:r>
-          <w:t xml:space="preserve"> </w:t>
-        </w:r>
-      </w:ins>
-      <w:ins w:id="69" w:author="PR Preview" w:date="2026-01-01T00:00:00Z">
-        <w:r>
-          <w:t xml:space="preserve">$\mathord{\smash[b]{\underset{\raise.3ex\hbox{$\scriptstyle\sim$}}{\theta}}\vphantom{\theta}}$</w:t>
-        </w:r>
-      </w:ins>
-      <w:ins w:id="70" w:author="PR Preview" w:date="2026-01-01T00:00:00Z">
-        <w:r>
-          <w:t xml:space="preserve">:</w:t>
-        </w:r>
-      </w:ins>
-    </w:p>
-    <w:p>
-      <w:pPr>
-        <w:pStyle w:val="BodyText"/>
-      </w:pPr>
-      <w:ins w:id="71" w:author="PR Preview" w:date="2026-01-01T00:00:00Z">
-        <w:r>
-          <w:t xml:space="preserve">$$\text{RSS}(\mathord{\smash[b]{\underset{\raise.3ex\hbox{$\scriptstyle\sim$}}{\theta}}\vphantom{\theta}}) \stackrel{\text{def}}{=}\sum_{i=1}^n\hat{\varepsilon}_i(\mathord{\smash[b]{\underset{\raise.3ex\hbox{$\scriptstyle\sim$}}{\theta}}\vphantom{\theta}})^2.$$</w:t>
-        </w:r>
-      </w:ins>
-    </w:p>
-    <w:p>
-      <w:pPr>
-        <w:pStyle w:val="FirstParagraph"/>
-      </w:pPr>
-      <w:ins w:id="72" w:author="PR Preview" w:date="2026-01-01T00:00:00Z">
-        <w:r>
-          <w:t xml:space="preserve">At the estimate</w:t>
-        </w:r>
-      </w:ins>
-      <w:ins w:id="73" w:author="PR Preview" w:date="2026-01-01T00:00:00Z">
-        <w:r>
-          <w:t xml:space="preserve"> </w:t>
-        </w:r>
-      </w:ins>
-      <w:ins w:id="74" w:author="PR Preview" w:date="2026-01-01T00:00:00Z">
-        <w:r>
-          <w:t xml:space="preserve">$\hat{\mathord{\smash[b]{\underset{\raise.3ex\hbox{$\scriptstyle\sim$}}{\theta}}\vphantom{\theta}}}$</w:t>
-        </w:r>
-      </w:ins>
-      <w:ins w:id="75" w:author="PR Preview" w:date="2026-01-01T00:00:00Z">
-        <w:r>
-          <w:t xml:space="preserve">,</w:t>
-        </w:r>
-      </w:ins>
-      <w:ins w:id="76" w:author="PR Preview" w:date="2026-01-01T00:00:00Z">
-        <w:r>
-          <w:t xml:space="preserve"> </w:t>
-        </w:r>
-      </w:ins>
-      <w:ins w:id="77" w:author="PR Preview" w:date="2026-01-01T00:00:00Z">
-        <w:r>
-          <w:t xml:space="preserve">$\hat{\varepsilon}_i(\hat{\mathord{\smash[b]{\underset{\raise.3ex\hbox{$\scriptstyle\sim$}}{\theta}}\vphantom{\theta}}})$</w:t>
-        </w:r>
-      </w:ins>
-      <w:ins w:id="78" w:author="PR Preview" w:date="2026-01-01T00:00:00Z">
-        <w:r>
-          <w:t xml:space="preserve"> </w:t>
-        </w:r>
-      </w:ins>
-      <w:ins w:id="79" w:author="PR Preview" w:date="2026-01-01T00:00:00Z">
-        <w:r>
-          <w:t xml:space="preserve">is the</w:t>
-        </w:r>
-      </w:ins>
-      <w:ins w:id="80" w:author="PR Preview" w:date="2026-01-01T00:00:00Z">
-        <w:r>
-          <w:t xml:space="preserve"> </w:t>
-        </w:r>
-      </w:ins>
-      <w:hyperlink r:id="rId51">
-        <w:ins w:id="81" w:author="PR Preview" w:date="2026-01-01T00:00:00Z">
-          <w:r>
-            <w:rPr>
-              <w:rStyle w:val="Hyperlink"/>
-            </w:rPr>
-            <w:t xml:space="preserve">residual</w:t>
-          </w:r>
-        </w:ins>
       </w:hyperlink>
-      <w:ins w:id="82" w:author="PR Preview" w:date="2026-01-01T00:00:00Z">
-        <w:r>
-          <w:t xml:space="preserve"> </w:t>
-        </w:r>
-      </w:ins>
+      <w:r>
+        <w:t xml:space="preserve"> </w:t>
+      </w:r>
       <m:oMath>
         <m:sSub>
           <m:e>
@@ -12515,16 +12190,12 @@
           </m:sub>
         </m:sSub>
       </m:oMath>
-      <w:ins w:id="83" w:author="PR Preview" w:date="2026-01-01T00:00:00Z">
-        <w:r>
-          <w:t xml:space="preserve"> </w:t>
-        </w:r>
-      </w:ins>
-      <w:ins w:id="84" w:author="PR Preview" w:date="2026-01-01T00:00:00Z">
-        <w:r>
-          <w:t xml:space="preserve">of the fitted model.</w:t>
-        </w:r>
-      </w:ins>
+      <w:r>
+        <w:t xml:space="preserve"> </w:t>
+      </w:r>
+      <w:r>
+        <w:t xml:space="preserve">of the fitted model.</w:t>
+      </w:r>
     </w:p>
     <w:p>
       <w:pPr>
@@ -12676,31 +12347,8 @@
       <w:pPr>
         <w:pStyle w:val="BodyText"/>
       </w:pPr>
-      <w:del w:id="85" w:author="PR Preview" w:date="2026-01-01T00:00:00Z">
-        <w:r>
-          <w:delText xml:space="preserve">$$
-    \begin{aligned}
-    \text{RSS}(\beta_{0}, \beta_{x})
-    &amp;= \sum_{i=1}^nr_i(\beta_{0}, \beta_{x})^2
-    &amp;&amp; \text{(definition of RSS)}\\
-    &amp;= \sum_{i=1}^n\mathopen{}\left(y_i- \mu(x_i; \beta_{0}, \beta_{x})\right)\mathclose{}^2
-    &amp;&amp; \text{(definition of $r_i(\mathord{\smash[b]{\underset{\raise.3ex\hbox{$\scriptstyle\sim$}}{\theta}}\vphantom{\theta}})$)}\\
-    &amp;= \sum_{i=1}^n\mathopen{}\left(y_i- (\beta_{0}+ \beta_{x} x_i)\right)\mathclose{}^2
-    &amp;&amp; \text{(definition of $\mu(x)$)}\\
-    &amp;= \sum_{i=1}^n(y_i- \beta_{0}- \beta_{x} x_i)^2
-    &amp;&amp; \text{(distribute the minus sign)}
-    \end{aligned}
-    $$</w:delText>
-        </w:r>
-      </w:del>
-    </w:p>
-    <w:p>
-      <w:pPr>
-        <w:pStyle w:val="BodyText"/>
-      </w:pPr>
-      <w:ins w:id="86" w:author="PR Preview" w:date="2026-01-01T00:00:00Z">
-        <w:r>
-          <w:t xml:space="preserve">$$
+      <w:r>
+        <w:t xml:space="preserve">$$
     \begin{aligned}
     \text{RSS}(\beta_{0}, \beta_{x})
     &amp;= \sum_{i=1}^n\hat{\varepsilon}_i(\beta_{0}, \beta_{x})^2
@@ -12713,8 +12361,7 @@
     &amp;&amp; \text{(distribute the minus sign)}
     \end{aligned}
     $$</w:t>
-        </w:r>
-      </w:ins>
+      </w:r>
     </w:p>
     <w:bookmarkEnd w:id="53"/>
     <w:bookmarkStart w:id="58" w:name="exm-rss"/>
@@ -14232,33 +13879,8 @@
       <w:pPr>
         <w:pStyle w:val="BodyText"/>
       </w:pPr>
-      <w:del w:id="87" w:author="PR Preview" w:date="2026-01-01T00:00:00Z">
-        <w:r>
-          <w:delText xml:space="preserve">$$
-    \begin{aligned}
-    \varepsilon_i^2
-    &amp;= (\hat y_i- y_i)^2
-    &amp;&amp; \text{(definition of prediction error)}\\
-    &amp;= \mathopen{}\left(\mu(x_i; \mathord{\smash[b]{\underset{\raise.3ex\hbox{$\scriptstyle\sim$}}{\theta}}\vphantom{\theta}}) - y_i\right)\mathclose{}^2
-    &amp;&amp; \text{(definition of $\hat y_i$)}\\
-    &amp;= \mathopen{}\left(-\mathopen{}\left(y_i- \mu(x_i; \mathord{\smash[b]{\underset{\raise.3ex\hbox{$\scriptstyle\sim$}}{\theta}}\vphantom{\theta}})\right)\mathclose{}\right)\mathclose{}^2
-    &amp;&amp; \text{(factor out $-1$)}\\
-    &amp;= \mathopen{}\left(-r_i(\mathord{\smash[b]{\underset{\raise.3ex\hbox{$\scriptstyle\sim$}}{\theta}}\vphantom{\theta}})\right)\mathclose{}^2
-    &amp;&amp; \text{(definition of $r_i(\mathord{\smash[b]{\underset{\raise.3ex\hbox{$\scriptstyle\sim$}}{\theta}}\vphantom{\theta}})$)}\\
-    &amp;= r_i(\mathord{\smash[b]{\underset{\raise.3ex\hbox{$\scriptstyle\sim$}}{\theta}}\vphantom{\theta}})^2
-    &amp;&amp; \text{($(-a)^2 = a^2$)}
-    \end{aligned}
-    $$</w:delText>
-        </w:r>
-      </w:del>
-    </w:p>
-    <w:p>
-      <w:pPr>
-        <w:pStyle w:val="BodyText"/>
-      </w:pPr>
-      <w:ins w:id="88" w:author="PR Preview" w:date="2026-01-01T00:00:00Z">
-        <w:r>
-          <w:t xml:space="preserve">$$
+      <w:r>
+        <w:t xml:space="preserve">$$
     \begin{aligned}
     {\varepsilon_{\text{pred}}}_i^2
     &amp;= (\hat y_i- y_i)^2
@@ -14273,8 +13895,7 @@
     &amp;&amp; \text{($(-a)^2 = a^2$)}
     \end{aligned}
     $$</w:t>
-        </w:r>
-      </w:ins>
+      </w:r>
     </w:p>
     <w:p>
       <w:pPr>
@@ -14299,29 +13920,8 @@
       <w:pPr>
         <w:pStyle w:val="BodyText"/>
       </w:pPr>
-      <w:del w:id="89" w:author="PR Preview" w:date="2026-01-01T00:00:00Z">
-        <w:r>
-          <w:delText xml:space="preserve">$$
-    \begin{aligned}
-    {\operatorname{sMSE}\mathopen{}\left(\hat y\right)\mathclose{}}
-    &amp;= \frac{1}{n}\sum_{i=1}^n\varepsilon_i^2
-    &amp;&amp; \text{(definition of sMSE)}\\
-    &amp;= \frac{1}{n}\sum_{i=1}^nr_i(\mathord{\smash[b]{\underset{\raise.3ex\hbox{$\scriptstyle\sim$}}{\theta}}\vphantom{\theta}})^2
-    &amp;&amp; \text{($\varepsilon_i^2 = r_i(\mathord{\smash[b]{\underset{\raise.3ex\hbox{$\scriptstyle\sim$}}{\theta}}\vphantom{\theta}})^2$)}\\
-    &amp;= \frac{1}{n} \text{RSS}(\mathord{\smash[b]{\underset{\raise.3ex\hbox{$\scriptstyle\sim$}}{\theta}}\vphantom{\theta}})
-    &amp;&amp; \text{(definition of RSS)}
-    \end{aligned}
-    $$</w:delText>
-        </w:r>
-      </w:del>
-    </w:p>
-    <w:p>
-      <w:pPr>
-        <w:pStyle w:val="BodyText"/>
-      </w:pPr>
-      <w:ins w:id="90" w:author="PR Preview" w:date="2026-01-01T00:00:00Z">
-        <w:r>
-          <w:t xml:space="preserve">$$
+      <w:r>
+        <w:t xml:space="preserve">$$
     \begin{aligned}
     {\operatorname{sMSE}\mathopen{}\left(\hat y\right)\mathclose{}}
     &amp;= \frac{1}{n}\sum_{i=1}^n{\varepsilon_{\text{pred}}}_i^2
@@ -14332,8 +13932,7 @@
     &amp;&amp; \text{(definition of RSS)}
     \end{aligned}
     $$</w:t>
-        </w:r>
-      </w:ins>
+      </w:r>
     </w:p>
     <w:p>
       <w:pPr>
@@ -38898,8 +38497,9 @@
       <w:pPr>
         <w:pStyle w:val="BodyText"/>
       </w:pPr>
-      <w:r>
-        <w:t xml:space="preserve">$$
+      <w:del w:id="3" w:author="PR Preview" w:date="2026-01-01T00:00:00Z">
+        <w:r>
+          <w:delText xml:space="preserve">$$
     \begin{aligned}
     A
     &amp;= \sum_{i=1}^n\mathord{\smash[b]{\underset{\raise.3ex\hbox{$\scriptstyle\sim$}}{x}}\vphantom{x}}_i {\mathord{\smash[b]{\underset{\raise.3ex\hbox{$\scriptstyle\sim$}}{x}}\vphantom{x}}_i}^{\top}
@@ -38913,15 +38513,17 @@
     &amp;= \begin{pmatrix} n &amp; n\bar{x}\\ n\bar{x}&amp; \sum_{i=1}^nx_i^2 \end{pmatrix}
     &amp;&amp; \text{($\sum_{i=1}^nx_i= n \bar{x}$)}
     \end{aligned}
-    $$</w:t>
-      </w:r>
+    $$</w:delText>
+        </w:r>
+      </w:del>
     </w:p>
     <w:p>
       <w:pPr>
         <w:pStyle w:val="FirstParagraph"/>
       </w:pPr>
-      <w:r>
-        <w:t xml:space="preserve">$$
+      <w:del w:id="4" w:author="PR Preview" w:date="2026-01-01T00:00:00Z">
+        <w:r>
+          <w:delText xml:space="preserve">$$
     \begin{aligned}
     \mathord{\smash[b]{\underset{\raise.3ex\hbox{$\scriptstyle\sim$}}{c}}\vphantom{c}}
     &amp;= \sum_{i=1}^n\mathord{\smash[b]{\underset{\raise.3ex\hbox{$\scriptstyle\sim$}}{x}}\vphantom{x}}_iy_i
@@ -38933,8 +38535,55 @@
     &amp;= \begin{pmatrix} n\bar{y}\\ \sum_{i=1}^nx_iy_i\end{pmatrix}
     &amp;&amp; \text{($\sum_{i=1}^ny_i= n \bar{y}$)}
     \end{aligned}
+    $$</w:delText>
+        </w:r>
+      </w:del>
+    </w:p>
+    <w:p>
+      <w:pPr>
+        <w:pStyle w:val="BodyText"/>
+      </w:pPr>
+      <w:ins w:id="5" w:author="PR Preview" w:date="2026-01-01T00:00:00Z">
+        <w:r>
+          <w:t xml:space="preserve">$$
+    \begin{aligned}
+    A
+    &amp;= \sum_{i=1}^n\mathord{\smash[b]{\underset{\raise.3ex\hbox{$\scriptstyle\sim$}}{x}}\vphantom{x}}_i {\mathord{\smash[b]{\underset{\raise.3ex\hbox{$\scriptstyle\sim$}}{x}}\vphantom{x}}_i}^{\top}
+    &amp;&amp; \text{(definition of $A$)}\\
+    &amp;= \sum_{i=1}^n\begin{pmatrix} 1 &amp; x_i\\ x_i&amp; x_i^2 \end{pmatrix}
+    &amp;&amp; \text{(outer product of $\mathord{\smash[b]{\underset{\raise.3ex\hbox{$\scriptstyle\sim$}}{x}}\vphantom{x}}_i$)}\\
+    &amp;= \begin{pmatrix} \sum_{i=1}^n1 &amp; \sum_{i=1}^nx_i\\ \sum_{i=1}^nx_i&amp; \sum_{i=1}^nx_i^2 \end{pmatrix}
+    &amp;&amp; \text{(matrices add entrywise)}\\
+    &amp;= \begin{pmatrix} n &amp; \sum_{i=1}^nx_i\\ \sum_{i=1}^nx_i&amp; \sum_{i=1}^nx_i^2 \end{pmatrix}
+    &amp;&amp; \text{(sum of a constant)}\\
+    &amp;= \begin{pmatrix} n &amp; n{\bar{x}}\\ n{\bar{x}}&amp; \sum_{i=1}^nx_i^2 \end{pmatrix}
+    &amp;&amp; \text{($\sum_{i=1}^nx_i= n {\bar{x}}$)}
+    \end{aligned}
     $$</w:t>
-      </w:r>
+        </w:r>
+      </w:ins>
+    </w:p>
+    <w:p>
+      <w:pPr>
+        <w:pStyle w:val="FirstParagraph"/>
+      </w:pPr>
+      <w:ins w:id="6" w:author="PR Preview" w:date="2026-01-01T00:00:00Z">
+        <w:r>
+          <w:t xml:space="preserve">$$
+    \begin{aligned}
+    \mathord{\smash[b]{\underset{\raise.3ex\hbox{$\scriptstyle\sim$}}{c}}\vphantom{c}}
+    &amp;= \sum_{i=1}^n\mathord{\smash[b]{\underset{\raise.3ex\hbox{$\scriptstyle\sim$}}{x}}\vphantom{x}}_iy_i
+    &amp;&amp; \text{(definition of $\mathord{\smash[b]{\underset{\raise.3ex\hbox{$\scriptstyle\sim$}}{c}}\vphantom{c}}$)}\\
+    &amp;= \sum_{i=1}^n\begin{pmatrix} y_i\\ x_iy_i\end{pmatrix}
+    &amp;&amp; \text{(scalar times a vector)}\\
+    &amp;= \begin{pmatrix} \sum_{i=1}^ny_i\\ \sum_{i=1}^nx_iy_i\end{pmatrix}
+    &amp;&amp; \text{(vectors add entrywise)}\\
+    &amp;= \begin{pmatrix} n{\bar{y}}\\ \sum_{i=1}^nx_iy_i\end{pmatrix}
+    &amp;&amp; \text{($\sum_{i=1}^ny_i= n {\bar{y}}$)}
+    \end{aligned}
+    $$</w:t>
+        </w:r>
+      </w:ins>
     </w:p>
     <w:p>
       <w:pPr>
@@ -42064,8 +41713,9 @@
       <w:pPr>
         <w:pStyle w:val="BodyText"/>
       </w:pPr>
-      <w:r>
-        <w:t xml:space="preserve">$$
+      <w:del w:id="7" w:author="PR Preview" w:date="2026-01-01T00:00:00Z">
+        <w:r>
+          <w:delText xml:space="preserve">$$
     \begin{aligned}
     A^{-1} \mathord{\smash[b]{\underset{\raise.3ex\hbox{$\scriptstyle\sim$}}{c}}\vphantom{c}}
     &amp;= \frac{1}{\det A}
@@ -42163,8 +41813,117 @@
       \end{pmatrix}
     &amp;&amp; \text{(cancel $S_{xx}$)}
     \end{aligned}
+    $$</w:delText>
+        </w:r>
+      </w:del>
+    </w:p>
+    <w:p>
+      <w:pPr>
+        <w:pStyle w:val="BodyText"/>
+      </w:pPr>
+      <w:ins w:id="8" w:author="PR Preview" w:date="2026-01-01T00:00:00Z">
+        <w:r>
+          <w:t xml:space="preserve">$$
+    \begin{aligned}
+    A^{-1} \mathord{\smash[b]{\underset{\raise.3ex\hbox{$\scriptstyle\sim$}}{c}}\vphantom{c}}
+    &amp;= \frac{1}{\det A}
+      \begin{pmatrix} \sum_{i=1}^nx_i^2 &amp; -n{\bar{x}}\\ -n{\bar{x}}&amp; n \end{pmatrix}
+      \mathord{\smash[b]{\underset{\raise.3ex\hbox{$\scriptstyle\sim$}}{c}}\vphantom{c}}
+    &amp;&amp; \text{(inverse of a $2 \times 2$ matrix)}\\
+    &amp;= \frac{1}{n S_{xx}}
+      \begin{pmatrix} \sum_{i=1}^nx_i^2 &amp; -n{\bar{x}}\\ -n{\bar{x}}&amp; n \end{pmatrix}
+      \mathord{\smash[b]{\underset{\raise.3ex\hbox{$\scriptstyle\sim$}}{c}}\vphantom{c}}
+    &amp;&amp; \text{($\det A = n S_{xx}$)}\\
+    &amp;= \frac{1}{n S_{xx}}
+      \begin{pmatrix} \sum_{i=1}^nx_i^2 &amp; -n{\bar{x}}\\ -n{\bar{x}}&amp; n \end{pmatrix}
+      \begin{pmatrix} n{\bar{y}}\\ \sum_{i=1}^nx_iy_i\end{pmatrix}
+    &amp;&amp; \text{(substitute $\mathord{\smash[b]{\underset{\raise.3ex\hbox{$\scriptstyle\sim$}}{c}}\vphantom{c}}$)}\\
+    &amp;= \frac{1}{n S_{xx}}
+      \begin{pmatrix}
+      \sum_{i=1}^nx_i^2 \cdot n{\bar{y}}+ \mathopen{}\left(-n{\bar{x}}\right)\mathclose{} \sum_{i=1}^nx_iy_i\\
+      \mathopen{}\left(-n{\bar{x}}\right)\mathclose{} \cdot n{\bar{y}}+ n \sum_{i=1}^nx_iy_i
+      \end{pmatrix}
+    &amp;&amp; \text{(matrix times a vector)}\\
+    &amp;= \frac{1}{n S_{xx}}
+      \begin{pmatrix}
+      n {\bar{y}}\sum_{i=1}^nx_i^2 - n {\bar{x}}\sum_{i=1}^nx_iy_i\\
+      -n^2 {\bar{x}}{\bar{y}}+ n \sum_{i=1}^nx_iy_i
+      \end{pmatrix}
+    &amp;&amp; \text{(multiply out the products)}\\
+    &amp;= \frac{1}{n S_{xx}} \, n
+      \begin{pmatrix}
+      {\bar{y}}\sum_{i=1}^nx_i^2 - {\bar{x}}\sum_{i=1}^nx_iy_i\\
+      -n {\bar{x}}{\bar{y}}+ \sum_{i=1}^nx_iy_i
+      \end{pmatrix}
+    &amp;&amp; \text{(factor $n$ out of the vector)}\\
+    &amp;= \frac{1}{S_{xx}}
+      \begin{pmatrix}
+      {\bar{y}}\sum_{i=1}^nx_i^2 - {\bar{x}}\sum_{i=1}^nx_iy_i\\
+      -n {\bar{x}}{\bar{y}}+ \sum_{i=1}^nx_iy_i
+      \end{pmatrix}
+    &amp;&amp; \text{(cancel $n$)}\\
+    &amp;= \frac{1}{S_{xx}}
+      \begin{pmatrix}
+      {\bar{y}}\sum_{i=1}^nx_i^2 - {\bar{x}}\sum_{i=1}^nx_iy_i\\
+      \sum_{i=1}^nx_iy_i- n {\bar{x}}{\bar{y}}
+      \end{pmatrix}
+    &amp;&amp; \text{(reorder the terms of the second entry)}\\
+    &amp;= \frac{1}{S_{xx}}
+      \begin{pmatrix}
+      {\bar{y}}\mathopen{}\left(S_{xx}+ n{\bar{x}}^2\right)\mathclose{} - {\bar{x}}\sum_{i=1}^nx_iy_i\\
+      \sum_{i=1}^nx_iy_i- n {\bar{x}}{\bar{y}}
+      \end{pmatrix}
+    &amp;&amp; \text{($\sum_{i=1}^nx_i^2 = S_{xx}+ n{\bar{x}}^2$)}\\
+    &amp;= \frac{1}{S_{xx}}
+      \begin{pmatrix}
+      {\bar{y}}\mathopen{}\left(S_{xx}+ n{\bar{x}}^2\right)\mathclose{} - {\bar{x}}\mathopen{}\left(S_{xy}+ n{\bar{x}}{\bar{y}}\right)\mathclose{} \\
+      \mathopen{}\left(S_{xy}+ n{\bar{x}}{\bar{y}}\right)\mathclose{} - n {\bar{x}}{\bar{y}}
+      \end{pmatrix}
+    &amp;&amp; \text{($\sum_{i=1}^nx_iy_i= S_{xy}+ n{\bar{x}}{\bar{y}}$)}\\
+    &amp;= \frac{1}{S_{xx}}
+      \begin{pmatrix}
+      {\bar{y}}S_{xx}+ {\bar{y}}n{\bar{x}}^2 - {\bar{x}}S_{xy}- {\bar{x}}n{\bar{x}}{\bar{y}}\\
+      S_{xy}+ n{\bar{x}}{\bar{y}}- n {\bar{x}}{\bar{y}}
+      \end{pmatrix}
+    &amp;&amp; \text{(distribute)}\\
+    &amp;= \frac{1}{S_{xx}}
+      \begin{pmatrix}
+      {\bar{y}}S_{xx}+ n{\bar{x}}^2{\bar{y}}- {\bar{x}}S_{xy}- n{\bar{x}}{\bar{x}}{\bar{y}}\\
+      S_{xy}+ n{\bar{x}}{\bar{y}}- n {\bar{x}}{\bar{y}}
+      \end{pmatrix}
+    &amp;&amp; \text{(reorder the factors)}\\
+    &amp;= \frac{1}{S_{xx}}
+      \begin{pmatrix}
+      {\bar{y}}S_{xx}+ n{\bar{x}}^2{\bar{y}}- {\bar{x}}S_{xy}- n{\bar{x}}^2{\bar{y}}\\
+      S_{xy}+ n{\bar{x}}{\bar{y}}- n {\bar{x}}{\bar{y}}
+      \end{pmatrix}
+    &amp;&amp; \text{(${\bar{x}}{\bar{x}}= {\bar{x}}^2$)}\\
+    &amp;= \frac{1}{S_{xx}}
+      \begin{pmatrix}
+      {\bar{y}}S_{xx}- {\bar{x}}S_{xy}\\
+      S_{xy}+ n{\bar{x}}{\bar{y}}- n {\bar{x}}{\bar{y}}
+      \end{pmatrix}
+    &amp;&amp; \text{(first entry: cancel $\pm n{\bar{x}}^2{\bar{y}}$)}\\
+    &amp;= \frac{1}{S_{xx}}
+      \begin{pmatrix}
+      {\bar{y}}S_{xx}- {\bar{x}}S_{xy}\\
+      S_{xy}
+      \end{pmatrix}
+    &amp;&amp; \text{(second entry: cancel $\pm n{\bar{x}}{\bar{y}}$)}\\
+    &amp;= \begin{pmatrix}
+      {\bar{y}}S_{xx}/ S_{xx}- {\bar{x}}\, S_{xy}/ S_{xx}\\
+      S_{xy}/ S_{xx}
+      \end{pmatrix}
+    &amp;&amp; \text{(multiply each entry by $1 / S_{xx}$)}\\
+    &amp;= \begin{pmatrix}
+      {\bar{y}}- {\bar{x}}\, S_{xy}/ S_{xx}\\
+      S_{xy}/ S_{xx}
+      \end{pmatrix}
+    &amp;&amp; \text{(cancel $S_{xx}$)}
+    \end{aligned}
     $$</w:t>
-      </w:r>
+        </w:r>
+      </w:ins>
     </w:p>
     <w:p>
       <w:pPr>
@@ -42452,13 +42211,29 @@
       <w:pPr>
         <w:pStyle w:val="BodyText"/>
       </w:pPr>
-      <w:r>
-        <w:t xml:space="preserve">$$
+      <w:del w:id="9" w:author="PR Preview" w:date="2026-01-01T00:00:00Z">
+        <w:r>
+          <w:delText xml:space="preserve">$$
     \mathord{\smash[b]{\underset{\raise.3ex\hbox{$\scriptstyle\sim$}}{\beta}}\vphantom{\beta}}= A^{-1} \mathord{\smash[b]{\underset{\raise.3ex\hbox{$\scriptstyle\sim$}}{c}}\vphantom{c}}
     = \begin{pmatrix} \bar{y}- \beta_{x} \bar{x}\\ S_{xy}/ S_{xx}\end{pmatrix}
     \quad \text{with} \quad \beta_{x} = \frac{S_{xy}}{S_{xx}},
+    $$</w:delText>
+        </w:r>
+      </w:del>
+    </w:p>
+    <w:p>
+      <w:pPr>
+        <w:pStyle w:val="BodyText"/>
+      </w:pPr>
+      <w:ins w:id="10" w:author="PR Preview" w:date="2026-01-01T00:00:00Z">
+        <w:r>
+          <w:t xml:space="preserve">$$
+    \mathord{\smash[b]{\underset{\raise.3ex\hbox{$\scriptstyle\sim$}}{\beta}}\vphantom{\beta}}= A^{-1} \mathord{\smash[b]{\underset{\raise.3ex\hbox{$\scriptstyle\sim$}}{c}}\vphantom{c}}
+    = \begin{pmatrix} {\bar{y}}- \beta_{x} {\bar{x}}\\ S_{xy}/ S_{xx}\end{pmatrix}
+    \quad \text{with} \quad \beta_{x} = \frac{S_{xy}}{S_{xx}},
     $$</w:t>
-      </w:r>
+        </w:r>
+      </w:ins>
     </w:p>
     <w:p>
       <w:pPr>
